--- a/ProgrammingTips/Một số công thức cần nhớ trong C++.docx
+++ b/ProgrammingTips/Một số công thức cần nhớ trong C++.docx
@@ -12,12 +12,28 @@
     </w:p>
     <w:p>
       <w:r>
-        <w:t>long long gcd(long long a, long long b) {</w:t>
-      </w:r>
-    </w:p>
-    <w:p>
-      <w:r>
-        <w:t xml:space="preserve">    while (b != 0) {</w:t>
+        <w:t xml:space="preserve">long long </w:t>
+      </w:r>
+      <w:proofErr w:type="gramStart"/>
+      <w:r>
+        <w:t>gcd(</w:t>
+      </w:r>
+      <w:proofErr w:type="gramEnd"/>
+      <w:r>
+        <w:t>long long a, long long b) {</w:t>
+      </w:r>
+    </w:p>
+    <w:p>
+      <w:r>
+        <w:t xml:space="preserve">    while (</w:t>
+      </w:r>
+      <w:proofErr w:type="gramStart"/>
+      <w:r>
+        <w:t>b !</w:t>
+      </w:r>
+      <w:proofErr w:type="gramEnd"/>
+      <w:r>
+        <w:t>= 0) {</w:t>
       </w:r>
     </w:p>
     <w:p>
@@ -98,7 +114,15 @@
     </w:p>
     <w:p>
       <w:r>
-        <w:t>            if (i != n / i) sum += n / i;</w:t>
+        <w:t>            if (</w:t>
+      </w:r>
+      <w:proofErr w:type="gramStart"/>
+      <w:r>
+        <w:t>i !</w:t>
+      </w:r>
+      <w:proofErr w:type="gramEnd"/>
+      <w:r>
+        <w:t>= n / i) sum += n / i;</w:t>
       </w:r>
     </w:p>
     <w:p>
@@ -181,7 +205,15 @@
     </w:p>
     <w:p>
       <w:r>
-        <w:t>For (type variable : container) {}</w:t>
+        <w:t xml:space="preserve">For (type </w:t>
+      </w:r>
+      <w:proofErr w:type="gramStart"/>
+      <w:r>
+        <w:t>variable :</w:t>
+      </w:r>
+      <w:proofErr w:type="gramEnd"/>
+      <w:r>
+        <w:t xml:space="preserve"> container) {}</w:t>
       </w:r>
       <w:r>
         <w:t xml:space="preserve">  (C++) = </w:t>
@@ -199,13 +231,26 @@
       <w:pPr>
         <w:pStyle w:val="Heading1"/>
       </w:pPr>
-      <w:r>
-        <w:t>Setw() và setfill() là hai sự điều chỉnh khi dung cout&lt;&lt;</w:t>
-      </w:r>
-    </w:p>
-    <w:p>
-      <w:r>
-        <w:t>Set w là xác định số kí tự mà một output có thể xuất ra. Nếu số lượng kí tự output không đủ thì sẽ sử dung kí tự xác định trong hàm setfill(char a) để làm đầy. (Nếu đủ rồi thì không thêm nữa, nó cũng không xóa đi cái gì cả)</w:t>
+      <w:proofErr w:type="gramStart"/>
+      <w:r>
+        <w:t>Setw(</w:t>
+      </w:r>
+      <w:proofErr w:type="gramEnd"/>
+      <w:r>
+        <w:t>) và setfill() là hai sự điều chỉnh khi dung cout&lt;&lt;</w:t>
+      </w:r>
+    </w:p>
+    <w:p>
+      <w:r>
+        <w:t xml:space="preserve">Set w là xác định số kí tự mà một output có thể xuất ra. Nếu số lượng kí tự output không đủ thì sẽ sử dung kí tự xác định trong hàm </w:t>
+      </w:r>
+      <w:proofErr w:type="gramStart"/>
+      <w:r>
+        <w:t>setfill(</w:t>
+      </w:r>
+      <w:proofErr w:type="gramEnd"/>
+      <w:r>
+        <w:t>char a) để làm đầy. (Nếu đủ rồi thì không thêm nữa, nó cũng không xóa đi cái gì cả)</w:t>
       </w:r>
     </w:p>
     <w:p>
@@ -215,7 +260,15 @@
     </w:p>
     <w:p>
       <w:r>
-        <w:t>cout &lt;&lt; setw(5) &lt;&lt; setfill('*') &lt;&lt; "abc" &lt;&lt; "\n";</w:t>
+        <w:t xml:space="preserve">cout &lt;&lt; </w:t>
+      </w:r>
+      <w:proofErr w:type="gramStart"/>
+      <w:r>
+        <w:t>setw(</w:t>
+      </w:r>
+      <w:proofErr w:type="gramEnd"/>
+      <w:r>
+        <w:t>5) &lt;&lt; setfill('*') &lt;&lt; "abc" &lt;&lt; "\n";</w:t>
       </w:r>
     </w:p>
     <w:p>
@@ -225,7 +278,15 @@
     </w:p>
     <w:p>
       <w:r>
-        <w:t>cout &lt;&lt; "abc" &lt;&lt; setw(5) &lt;&lt; setfill('*') &lt;&lt; "\n";</w:t>
+        <w:t xml:space="preserve">cout &lt;&lt; "abc" &lt;&lt; </w:t>
+      </w:r>
+      <w:proofErr w:type="gramStart"/>
+      <w:r>
+        <w:t>setw(</w:t>
+      </w:r>
+      <w:proofErr w:type="gramEnd"/>
+      <w:r>
+        <w:t>5) &lt;&lt; setfill('*') &lt;&lt; "\n";</w:t>
       </w:r>
     </w:p>
     <w:p>
@@ -294,12 +355,28 @@
     </w:p>
     <w:p>
       <w:r>
-        <w:t>Bài toán: Cho mảng A[] gồm n phần tử. Đếm số lần xuất hiện của các phần tử.</w:t>
-      </w:r>
-    </w:p>
-    <w:p>
-      <w:r>
-        <w:t>B1: Tạo một mảng với độ lớn = giới hạn đề bài VD: int F[1000005] = {};</w:t>
+        <w:t xml:space="preserve">Bài toán: Cho mảng </w:t>
+      </w:r>
+      <w:proofErr w:type="gramStart"/>
+      <w:r>
+        <w:t>A[</w:t>
+      </w:r>
+      <w:proofErr w:type="gramEnd"/>
+      <w:r>
+        <w:t>] gồm n phần tử. Đếm số lần xuất hiện của các phần tử.</w:t>
+      </w:r>
+    </w:p>
+    <w:p>
+      <w:r>
+        <w:t xml:space="preserve">B1: Tạo một mảng với độ lớn = giới hạn đề bài VD: int </w:t>
+      </w:r>
+      <w:proofErr w:type="gramStart"/>
+      <w:r>
+        <w:t>F[</w:t>
+      </w:r>
+      <w:proofErr w:type="gramEnd"/>
+      <w:r>
+        <w:t>1000005] = {};</w:t>
       </w:r>
     </w:p>
     <w:p>
@@ -314,12 +391,28 @@
     </w:p>
     <w:p>
       <w:r>
-        <w:t>Nếu I = 1, lấy giá trị tại vị tró A[1] (giả sử là 2) rồi tăng thêm giá trị của F[2] lên 1</w:t>
-      </w:r>
-    </w:p>
-    <w:p>
-      <w:r>
-        <w:t>Nếu I = 2, lấy giá trị tại vị trí A[2] (giả sử là 2) rồi tăng thêm giá trị của F[2] lên 2</w:t>
+        <w:t xml:space="preserve">Nếu I = 1, lấy giá trị tại vị tró </w:t>
+      </w:r>
+      <w:proofErr w:type="gramStart"/>
+      <w:r>
+        <w:t>A[</w:t>
+      </w:r>
+      <w:proofErr w:type="gramEnd"/>
+      <w:r>
+        <w:t>1] (giả sử là 2) rồi tăng thêm giá trị của F[2] lên 1</w:t>
+      </w:r>
+    </w:p>
+    <w:p>
+      <w:r>
+        <w:t xml:space="preserve">Nếu I = 2, lấy giá trị tại vị trí </w:t>
+      </w:r>
+      <w:proofErr w:type="gramStart"/>
+      <w:r>
+        <w:t>A[</w:t>
+      </w:r>
+      <w:proofErr w:type="gramEnd"/>
+      <w:r>
+        <w:t>2] (giả sử là 2) rồi tăng thêm giá trị của F[2] lên 2</w:t>
       </w:r>
     </w:p>
     <w:p>
@@ -344,7 +437,15 @@
     </w:p>
     <w:p>
       <w:r>
-        <w:t>Chạy qua tất cả giá trị của mảng A[] và nếu A[i] &gt; x thì thay x mà A[i]</w:t>
+        <w:t xml:space="preserve">Chạy qua tất cả giá trị của mảng </w:t>
+      </w:r>
+      <w:proofErr w:type="gramStart"/>
+      <w:r>
+        <w:t>A[</w:t>
+      </w:r>
+      <w:proofErr w:type="gramEnd"/>
+      <w:r>
+        <w:t>] và nếu A[i] &gt; x thì thay x mà A[i]</w:t>
       </w:r>
     </w:p>
     <w:p>
@@ -383,7 +484,15 @@
     </w:p>
     <w:p>
       <w:r>
-        <w:t>Void function(int &amp;n) {</w:t>
+        <w:t xml:space="preserve">Void </w:t>
+      </w:r>
+      <w:proofErr w:type="gramStart"/>
+      <w:r>
+        <w:t>function(</w:t>
+      </w:r>
+      <w:proofErr w:type="gramEnd"/>
+      <w:r>
+        <w:t>int &amp;n) {</w:t>
       </w:r>
     </w:p>
     <w:p>
@@ -443,13 +552,28 @@
     <w:p/>
     <w:p>
       <w:r>
-        <w:t>void dq(int l,int r){</w:t>
-      </w:r>
-    </w:p>
-    <w:p>
-      <w:r>
-        <w:tab/>
-        <w:t>if(l == r) return;</w:t>
+        <w:t xml:space="preserve">void </w:t>
+      </w:r>
+      <w:proofErr w:type="gramStart"/>
+      <w:r>
+        <w:t>dq(</w:t>
+      </w:r>
+      <w:proofErr w:type="gramEnd"/>
+      <w:r>
+        <w:t>int l,int r){</w:t>
+      </w:r>
+    </w:p>
+    <w:p>
+      <w:r>
+        <w:tab/>
+      </w:r>
+      <w:proofErr w:type="gramStart"/>
+      <w:r>
+        <w:t>if(</w:t>
+      </w:r>
+      <w:proofErr w:type="gramEnd"/>
+      <w:r>
+        <w:t>l == r) return;</w:t>
       </w:r>
     </w:p>
     <w:p>
@@ -461,13 +585,29 @@
     <w:p>
       <w:r>
         <w:tab/>
-        <w:t>dq(l,m);</w:t>
-      </w:r>
-    </w:p>
-    <w:p>
-      <w:r>
-        <w:tab/>
-        <w:t>dq(m+1,r);</w:t>
+        <w:t>dq(</w:t>
+      </w:r>
+      <w:proofErr w:type="gramStart"/>
+      <w:r>
+        <w:t>l,m</w:t>
+      </w:r>
+      <w:proofErr w:type="gramEnd"/>
+      <w:r>
+        <w:t>);</w:t>
+      </w:r>
+    </w:p>
+    <w:p>
+      <w:r>
+        <w:tab/>
+        <w:t>dq(m+</w:t>
+      </w:r>
+      <w:proofErr w:type="gramStart"/>
+      <w:r>
+        <w:t>1,r</w:t>
+      </w:r>
+      <w:proofErr w:type="gramEnd"/>
+      <w:r>
+        <w:t>);</w:t>
       </w:r>
     </w:p>
     <w:p/>
@@ -480,7 +620,15 @@
     <w:p>
       <w:r>
         <w:tab/>
-        <w:t>int x = l,y = m+1;</w:t>
+        <w:t xml:space="preserve">int x = </w:t>
+      </w:r>
+      <w:proofErr w:type="gramStart"/>
+      <w:r>
+        <w:t>l,y</w:t>
+      </w:r>
+      <w:proofErr w:type="gramEnd"/>
+      <w:r>
+        <w:t xml:space="preserve"> = m+1;</w:t>
       </w:r>
     </w:p>
     <w:p>
@@ -492,16 +640,30 @@
     <w:p>
       <w:r>
         <w:tab/>
-        <w:t>while(x &lt;= m || y &lt;= r){</w:t>
-      </w:r>
-    </w:p>
-    <w:p>
-      <w:r>
-        <w:tab/>
-      </w:r>
-      <w:r>
-        <w:tab/>
-        <w:t>if(x &gt; m){</w:t>
+      </w:r>
+      <w:proofErr w:type="gramStart"/>
+      <w:r>
+        <w:t>while(</w:t>
+      </w:r>
+      <w:proofErr w:type="gramEnd"/>
+      <w:r>
+        <w:t>x &lt;= m || y &lt;= r){</w:t>
+      </w:r>
+    </w:p>
+    <w:p>
+      <w:r>
+        <w:tab/>
+      </w:r>
+      <w:r>
+        <w:tab/>
+      </w:r>
+      <w:proofErr w:type="gramStart"/>
+      <w:r>
+        <w:t>if(</w:t>
+      </w:r>
+      <w:proofErr w:type="gramEnd"/>
+      <w:r>
+        <w:t>x &gt; m){</w:t>
       </w:r>
     </w:p>
     <w:p>
@@ -543,7 +705,14 @@
       </w:r>
       <w:r>
         <w:tab/>
-        <w:t>if(y &gt; r){</w:t>
+      </w:r>
+      <w:proofErr w:type="gramStart"/>
+      <w:r>
+        <w:t>if(</w:t>
+      </w:r>
+      <w:proofErr w:type="gramEnd"/>
+      <w:r>
+        <w:t>y &gt; r){</w:t>
       </w:r>
     </w:p>
     <w:p>
@@ -630,7 +799,14 @@
     <w:p>
       <w:r>
         <w:tab/>
-        <w:t>for(int i = l;i &lt;= r; i++)</w:t>
+      </w:r>
+      <w:proofErr w:type="gramStart"/>
+      <w:r>
+        <w:t>for(</w:t>
+      </w:r>
+      <w:proofErr w:type="gramEnd"/>
+      <w:r>
+        <w:t>int i = l;i &lt;= r; i++)</w:t>
       </w:r>
     </w:p>
     <w:p>
@@ -720,12 +896,28 @@
     <w:p/>
     <w:p>
       <w:r>
-        <w:t>int main() {</w:t>
-      </w:r>
-    </w:p>
-    <w:p>
-      <w:r>
-        <w:t>    int mang[5][5];</w:t>
+        <w:t xml:space="preserve">int </w:t>
+      </w:r>
+      <w:proofErr w:type="gramStart"/>
+      <w:r>
+        <w:t>main(</w:t>
+      </w:r>
+      <w:proofErr w:type="gramEnd"/>
+      <w:r>
+        <w:t>) {</w:t>
+      </w:r>
+    </w:p>
+    <w:p>
+      <w:r>
+        <w:t xml:space="preserve">    int </w:t>
+      </w:r>
+      <w:proofErr w:type="gramStart"/>
+      <w:r>
+        <w:t>mang[</w:t>
+      </w:r>
+      <w:proofErr w:type="gramEnd"/>
+      <w:r>
+        <w:t>5][5];</w:t>
       </w:r>
       <w:r>
         <w:t>s</w:t>
@@ -733,13 +925,23 @@
     </w:p>
     <w:p>
       <w:r>
-        <w:t>    for (int i = 0; i &lt; 5; i++){</w:t>
-      </w:r>
-    </w:p>
-    <w:p>
-      <w:r>
-        <w:t>        for (int j = 0; j &lt; 5; j++){</w:t>
-      </w:r>
+        <w:t>    for (int i = 0; i &lt; 5; i+</w:t>
+      </w:r>
+      <w:proofErr w:type="gramStart"/>
+      <w:r>
+        <w:t>+){</w:t>
+      </w:r>
+      <w:proofErr w:type="gramEnd"/>
+    </w:p>
+    <w:p>
+      <w:r>
+        <w:t xml:space="preserve">        for (int j = 0; j &lt; 5; </w:t>
+      </w:r>
+      <w:proofErr w:type="gramStart"/>
+      <w:r>
+        <w:t>j++){</w:t>
+      </w:r>
+      <w:proofErr w:type="gramEnd"/>
     </w:p>
     <w:p>
       <w:r>
@@ -773,7 +975,15 @@
     </w:p>
     <w:p>
       <w:r>
-        <w:t>Là một tập hợp. Trong C++. Sử dụng để loại bỏ các biến giống nhau trong một dãy. Dùng insert() để thêm phần tử vào trong cái set này.</w:t>
+        <w:t xml:space="preserve">Là một tập hợp. Trong C++. Sử dụng để loại bỏ các biến giống nhau trong một dãy. Dùng </w:t>
+      </w:r>
+      <w:proofErr w:type="gramStart"/>
+      <w:r>
+        <w:t>insert(</w:t>
+      </w:r>
+      <w:proofErr w:type="gramEnd"/>
+      <w:r>
+        <w:t>) để thêm phần tử vào trong cái set này.</w:t>
       </w:r>
     </w:p>
     <w:p>
@@ -791,7 +1001,15 @@
     </w:p>
     <w:p>
       <w:r>
-        <w:t>int modpow(int a, int b, int m) {</w:t>
+        <w:t xml:space="preserve">int </w:t>
+      </w:r>
+      <w:proofErr w:type="gramStart"/>
+      <w:r>
+        <w:t>modpow(</w:t>
+      </w:r>
+      <w:proofErr w:type="gramEnd"/>
+      <w:r>
+        <w:t>int a, int b, int m) {</w:t>
       </w:r>
     </w:p>
     <w:p>
@@ -890,7 +1108,15 @@
     </w:p>
     <w:p>
       <w:r>
-        <w:t>ll mulmod(ll a, ll b, ll m) {</w:t>
+        <w:t xml:space="preserve">ll </w:t>
+      </w:r>
+      <w:proofErr w:type="gramStart"/>
+      <w:r>
+        <w:t>mulmod(</w:t>
+      </w:r>
+      <w:proofErr w:type="gramEnd"/>
+      <w:r>
+        <w:t>ll a, ll b, ll m) {</w:t>
       </w:r>
     </w:p>
     <w:p>
@@ -961,7 +1187,15 @@
     </w:p>
     <w:p>
       <w:r>
-        <w:t>Thì a*b = a(1*2^3 + 1*2^2 + 0*2^1 + 1*2^0) = 8a + 4a + 1a kiểu kiểu vậy</w:t>
+        <w:t xml:space="preserve">Thì a*b = </w:t>
+      </w:r>
+      <w:proofErr w:type="gramStart"/>
+      <w:r>
+        <w:t>a(</w:t>
+      </w:r>
+      <w:proofErr w:type="gramEnd"/>
+      <w:r>
+        <w:t>1*2^3 + 1*2^2 + 0*2^1 + 1*2^0) = 8a + 4a + 1a kiểu kiểu vậy</w:t>
       </w:r>
     </w:p>
     <w:p>
@@ -971,7 +1205,15 @@
     </w:p>
     <w:p>
       <w:r>
-        <w:t>ll modpow(ll a, ll b, ll m) {</w:t>
+        <w:t xml:space="preserve">ll </w:t>
+      </w:r>
+      <w:proofErr w:type="gramStart"/>
+      <w:r>
+        <w:t>modpow(</w:t>
+      </w:r>
+      <w:proofErr w:type="gramEnd"/>
+      <w:r>
+        <w:t>ll a, ll b, ll m) {</w:t>
       </w:r>
     </w:p>
     <w:p>
@@ -991,12 +1233,28 @@
     </w:p>
     <w:p>
       <w:r>
-        <w:t>        if (b &amp; 1) res = mulmod(res, a, m);</w:t>
-      </w:r>
-    </w:p>
-    <w:p>
-      <w:r>
-        <w:t>        a = mulmod(a, a, m);</w:t>
+        <w:t xml:space="preserve">        if (b &amp; 1) res = </w:t>
+      </w:r>
+      <w:proofErr w:type="gramStart"/>
+      <w:r>
+        <w:t>mulmod(</w:t>
+      </w:r>
+      <w:proofErr w:type="gramEnd"/>
+      <w:r>
+        <w:t>res, a, m);</w:t>
+      </w:r>
+    </w:p>
+    <w:p>
+      <w:r>
+        <w:t xml:space="preserve">        a = </w:t>
+      </w:r>
+      <w:proofErr w:type="gramStart"/>
+      <w:r>
+        <w:t>mulmod(</w:t>
+      </w:r>
+      <w:proofErr w:type="gramEnd"/>
+      <w:r>
+        <w:t>a, a, m);</w:t>
       </w:r>
     </w:p>
     <w:p>
@@ -1035,7 +1293,15 @@
     </w:p>
     <w:p>
       <w:r>
-        <w:t>sort(A.begin(), A.end(), greater&lt;int&gt;());</w:t>
+        <w:t>sort(</w:t>
+      </w:r>
+      <w:proofErr w:type="gramStart"/>
+      <w:r>
+        <w:t>A.begin</w:t>
+      </w:r>
+      <w:proofErr w:type="gramEnd"/>
+      <w:r>
+        <w:t>(), A.end(), greater&lt;int&gt;());</w:t>
       </w:r>
     </w:p>
     <w:p/>
@@ -1065,7 +1331,15 @@
         <w:t>min</w:t>
       </w:r>
       <w:r>
-        <w:t>_element(S, S + m);</w:t>
+        <w:t>_</w:t>
+      </w:r>
+      <w:proofErr w:type="gramStart"/>
+      <w:r>
+        <w:t>element(</w:t>
+      </w:r>
+      <w:proofErr w:type="gramEnd"/>
+      <w:r>
+        <w:t>S, S + m);</w:t>
       </w:r>
     </w:p>
     <w:p>
@@ -1075,7 +1349,15 @@
     </w:p>
     <w:p>
       <w:r>
-        <w:t>hoặc thay bằng S.begin() với S.end() nếu là véc tơ.</w:t>
+        <w:t xml:space="preserve">hoặc thay bằng </w:t>
+      </w:r>
+      <w:proofErr w:type="gramStart"/>
+      <w:r>
+        <w:t>S.begin</w:t>
+      </w:r>
+      <w:proofErr w:type="gramEnd"/>
+      <w:r>
+        <w:t>() với S.end() nếu là véc tơ.</w:t>
       </w:r>
     </w:p>
     <w:p>
@@ -1089,7 +1371,15 @@
         <w:pStyle w:val="Heading2"/>
       </w:pPr>
       <w:r>
-        <w:t>Những bài toán Quy hoạch Động :broken_heart:</w:t>
+        <w:t xml:space="preserve">Những bài toán Quy hoạch </w:t>
+      </w:r>
+      <w:proofErr w:type="gramStart"/>
+      <w:r>
+        <w:t>Động :broken</w:t>
+      </w:r>
+      <w:proofErr w:type="gramEnd"/>
+      <w:r>
+        <w:t>_heart:</w:t>
       </w:r>
     </w:p>
     <w:p>
@@ -1137,7 +1427,15 @@
     </w:p>
     <w:p>
       <w:r>
-        <w:t>Dấu hiệu nhận biết của các bài toán quy hoạch động là A[i] sẽ không bị ảnh hưởng bởi A[i + 1] mà chỉ từ những số nhỏ hơn i mà thôi.</w:t>
+        <w:t xml:space="preserve">Dấu hiệu nhận biết của các bài toán quy hoạch động là A[i] sẽ không bị ảnh hưởng bởi </w:t>
+      </w:r>
+      <w:proofErr w:type="gramStart"/>
+      <w:r>
+        <w:t>A[</w:t>
+      </w:r>
+      <w:proofErr w:type="gramEnd"/>
+      <w:r>
+        <w:t>i + 1] mà chỉ từ những số nhỏ hơn i mà thôi.</w:t>
       </w:r>
     </w:p>
     <w:p/>
@@ -1150,22 +1448,43 @@
       <w:r>
         <w:t xml:space="preserve">string </w:t>
       </w:r>
+      <w:proofErr w:type="gramStart"/>
       <w:r>
         <w:t>add</w:t>
       </w:r>
       <w:r>
-        <w:t>(string A, string B){</w:t>
-      </w:r>
-    </w:p>
-    <w:p>
-      <w:r>
-        <w:t>    while (A.size() &lt; B.size()) A = "0" + A;</w:t>
+        <w:t>(</w:t>
+      </w:r>
+      <w:proofErr w:type="gramEnd"/>
+      <w:r>
+        <w:t>string A, string B){</w:t>
+      </w:r>
+    </w:p>
+    <w:p>
+      <w:r>
+        <w:t>    while (</w:t>
+      </w:r>
+      <w:proofErr w:type="gramStart"/>
+      <w:r>
+        <w:t>A.size</w:t>
+      </w:r>
+      <w:proofErr w:type="gramEnd"/>
+      <w:r>
+        <w:t>() &lt; B.size()) A = "0" + A;</w:t>
       </w:r>
     </w:p>
     <w:p>
       <w:r>
         <w:lastRenderedPageBreak/>
-        <w:t>    while (A.size() &gt; B.size()) B = "0" + B;</w:t>
+        <w:t>    while (</w:t>
+      </w:r>
+      <w:proofErr w:type="gramStart"/>
+      <w:r>
+        <w:t>A.size</w:t>
+      </w:r>
+      <w:proofErr w:type="gramEnd"/>
+      <w:r>
+        <w:t>() &gt; B.size()) B = "0" + B;</w:t>
       </w:r>
     </w:p>
     <w:p>
@@ -1175,7 +1494,15 @@
     </w:p>
     <w:p>
       <w:r>
-        <w:t>    for (int i = A.size() - 1; i &gt;= 0; i--){</w:t>
+        <w:t xml:space="preserve">    for (int i = </w:t>
+      </w:r>
+      <w:proofErr w:type="gramStart"/>
+      <w:r>
+        <w:t>A.size</w:t>
+      </w:r>
+      <w:proofErr w:type="gramEnd"/>
+      <w:r>
+        <w:t>() - 1; i &gt;= 0; i--){</w:t>
       </w:r>
     </w:p>
     <w:p>
@@ -1324,7 +1651,19 @@
         </w:drawing>
       </w:r>
     </w:p>
-    <w:p/>
+    <w:p>
+      <w:r>
+        <w:t>Chú thích prefixsum[i][j] là số</w:t>
+      </w:r>
+      <w:r>
+        <w:t xml:space="preserve"> các số</w:t>
+      </w:r>
+      <w:bookmarkStart w:id="0" w:name="_GoBack"/>
+      <w:bookmarkEnd w:id="0"/>
+      <w:r>
+        <w:t xml:space="preserve"> có đúng j ước nguyên tố từ 1 tới i</w:t>
+      </w:r>
+    </w:p>
     <w:p>
       <w:r>
         <w:t>ĐỌC VỀ DEQUE MIN MAX</w:t>
@@ -1427,10 +1766,7 @@
     <w:p/>
     <w:p/>
     <w:p/>
-    <w:p>
-      <w:bookmarkStart w:id="0" w:name="_GoBack"/>
-      <w:bookmarkEnd w:id="0"/>
-    </w:p>
+    <w:p/>
     <w:p/>
     <w:p/>
     <w:p/>
@@ -2680,7 +3016,7 @@
 </file>
 
 <file path=customXml/itemProps1.xml><?xml version="1.0" encoding="utf-8"?>
-<ds:datastoreItem xmlns:ds="http://schemas.openxmlformats.org/officeDocument/2006/customXml" ds:itemID="{02C9EDD3-EE68-41A5-AD44-304968FED7A9}">
+<ds:datastoreItem xmlns:ds="http://schemas.openxmlformats.org/officeDocument/2006/customXml" ds:itemID="{1FAB705D-E828-4D3B-B1CF-0A6E4B6FFFF7}">
   <ds:schemaRefs>
     <ds:schemaRef ds:uri="http://schemas.openxmlformats.org/officeDocument/2006/bibliography"/>
   </ds:schemaRefs>

--- a/ProgrammingTips/Một số công thức cần nhớ trong C++.docx
+++ b/ProgrammingTips/Một số công thức cần nhớ trong C++.docx
@@ -1427,15 +1427,7 @@
     </w:p>
     <w:p>
       <w:r>
-        <w:t xml:space="preserve">Dấu hiệu nhận biết của các bài toán quy hoạch động là A[i] sẽ không bị ảnh hưởng bởi </w:t>
-      </w:r>
-      <w:proofErr w:type="gramStart"/>
-      <w:r>
-        <w:t>A[</w:t>
-      </w:r>
-      <w:proofErr w:type="gramEnd"/>
-      <w:r>
-        <w:t>i + 1] mà chỉ từ những số nhỏ hơn i mà thôi.</w:t>
+        <w:t>Dấu hiệu nhận biết của các bài toán quy hoạch động là A[i] sẽ không bị ảnh hưởng bởi A[i + 1] mà chỉ từ những số nhỏ hơn i mà thôi.</w:t>
       </w:r>
     </w:p>
     <w:p/>
@@ -1448,43 +1440,22 @@
       <w:r>
         <w:t xml:space="preserve">string </w:t>
       </w:r>
-      <w:proofErr w:type="gramStart"/>
       <w:r>
         <w:t>add</w:t>
       </w:r>
       <w:r>
-        <w:t>(</w:t>
-      </w:r>
-      <w:proofErr w:type="gramEnd"/>
-      <w:r>
-        <w:t>string A, string B){</w:t>
-      </w:r>
-    </w:p>
-    <w:p>
-      <w:r>
-        <w:t>    while (</w:t>
-      </w:r>
-      <w:proofErr w:type="gramStart"/>
-      <w:r>
-        <w:t>A.size</w:t>
-      </w:r>
-      <w:proofErr w:type="gramEnd"/>
-      <w:r>
-        <w:t>() &lt; B.size()) A = "0" + A;</w:t>
+        <w:t>(string A, string B){</w:t>
+      </w:r>
+    </w:p>
+    <w:p>
+      <w:r>
+        <w:t>    while (A.size() &lt; B.size()) A = "0" + A;</w:t>
       </w:r>
     </w:p>
     <w:p>
       <w:r>
         <w:lastRenderedPageBreak/>
-        <w:t>    while (</w:t>
-      </w:r>
-      <w:proofErr w:type="gramStart"/>
-      <w:r>
-        <w:t>A.size</w:t>
-      </w:r>
-      <w:proofErr w:type="gramEnd"/>
-      <w:r>
-        <w:t>() &gt; B.size()) B = "0" + B;</w:t>
+        <w:t>    while (A.size() &gt; B.size()) B = "0" + B;</w:t>
       </w:r>
     </w:p>
     <w:p>
@@ -1494,15 +1465,7 @@
     </w:p>
     <w:p>
       <w:r>
-        <w:t xml:space="preserve">    for (int i = </w:t>
-      </w:r>
-      <w:proofErr w:type="gramStart"/>
-      <w:r>
-        <w:t>A.size</w:t>
-      </w:r>
-      <w:proofErr w:type="gramEnd"/>
-      <w:r>
-        <w:t>() - 1; i &gt;= 0; i--){</w:t>
+        <w:t>    for (int i = A.size() - 1; i &gt;= 0; i--){</w:t>
       </w:r>
     </w:p>
     <w:p>
@@ -1658,8 +1621,6 @@
       <w:r>
         <w:t xml:space="preserve"> các số</w:t>
       </w:r>
-      <w:bookmarkStart w:id="0" w:name="_GoBack"/>
-      <w:bookmarkEnd w:id="0"/>
       <w:r>
         <w:t xml:space="preserve"> có đúng j ước nguyên tố từ 1 tới i</w:t>
       </w:r>
@@ -1766,9 +1727,24 @@
     <w:p/>
     <w:p/>
     <w:p/>
-    <w:p/>
-    <w:p/>
-    <w:p/>
+    <w:p>
+      <w:r>
+        <w:lastRenderedPageBreak/>
+        <w:t xml:space="preserve">Đọc về thuật toán KMP </w:t>
+      </w:r>
+      <w:hyperlink r:id="rId13" w:history="1">
+        <w:r>
+          <w:rPr>
+            <w:rStyle w:val="Hyperlink"/>
+          </w:rPr>
+          <w:t>https://wiki.vnoi.info/translate/wcipeg/kmp</w:t>
+        </w:r>
+      </w:hyperlink>
+    </w:p>
+    <w:p>
+      <w:bookmarkStart w:id="0" w:name="_GoBack"/>
+      <w:bookmarkEnd w:id="0"/>
+    </w:p>
     <w:p/>
     <w:sectPr>
       <w:pgSz w:w="12240" w:h="15840"/>
@@ -3016,7 +2992,7 @@
 </file>
 
 <file path=customXml/itemProps1.xml><?xml version="1.0" encoding="utf-8"?>
-<ds:datastoreItem xmlns:ds="http://schemas.openxmlformats.org/officeDocument/2006/customXml" ds:itemID="{1FAB705D-E828-4D3B-B1CF-0A6E4B6FFFF7}">
+<ds:datastoreItem xmlns:ds="http://schemas.openxmlformats.org/officeDocument/2006/customXml" ds:itemID="{5E725C02-A827-44A2-9EF4-BE36968FDE0A}">
   <ds:schemaRefs>
     <ds:schemaRef ds:uri="http://schemas.openxmlformats.org/officeDocument/2006/bibliography"/>
   </ds:schemaRefs>

--- a/ProgrammingTips/Một số công thức cần nhớ trong C++.docx
+++ b/ProgrammingTips/Một số công thức cần nhớ trong C++.docx
@@ -1721,15 +1721,11 @@
           </wp:inline>
         </w:drawing>
       </w:r>
-    </w:p>
-    <w:p/>
-    <w:p/>
-    <w:p/>
-    <w:p/>
-    <w:p/>
-    <w:p>
-      <w:r>
-        <w:lastRenderedPageBreak/>
+      <w:bookmarkStart w:id="0" w:name="_GoBack"/>
+      <w:bookmarkEnd w:id="0"/>
+    </w:p>
+    <w:p>
+      <w:r>
         <w:t xml:space="preserve">Đọc về thuật toán KMP </w:t>
       </w:r>
       <w:hyperlink r:id="rId13" w:history="1">
@@ -1741,10 +1737,7 @@
         </w:r>
       </w:hyperlink>
     </w:p>
-    <w:p>
-      <w:bookmarkStart w:id="0" w:name="_GoBack"/>
-      <w:bookmarkEnd w:id="0"/>
-    </w:p>
+    <w:p/>
     <w:p/>
     <w:sectPr>
       <w:pgSz w:w="12240" w:h="15840"/>
@@ -2992,7 +2985,7 @@
 </file>
 
 <file path=customXml/itemProps1.xml><?xml version="1.0" encoding="utf-8"?>
-<ds:datastoreItem xmlns:ds="http://schemas.openxmlformats.org/officeDocument/2006/customXml" ds:itemID="{5E725C02-A827-44A2-9EF4-BE36968FDE0A}">
+<ds:datastoreItem xmlns:ds="http://schemas.openxmlformats.org/officeDocument/2006/customXml" ds:itemID="{1263E145-F39E-405B-B539-BBB18AC76D99}">
   <ds:schemaRefs>
     <ds:schemaRef ds:uri="http://schemas.openxmlformats.org/officeDocument/2006/bibliography"/>
   </ds:schemaRefs>
